--- a/artifacts/HR-03/build/draft-feedback-ca-001-staff-engineer.docx
+++ b/artifacts/HR-03/build/draft-feedback-ca-001-staff-engineer.docx
@@ -80,18 +80,6 @@
         </w:numPr>
       </w:pPr>
       <w:r>
-        <w:t xml:space="preserve">Format: design working session</w:t>
-      </w:r>
-    </w:p>
-    <w:p>
-      <w:pPr>
-        <w:pStyle w:val="Compact"/>
-        <w:numPr>
-          <w:ilvl w:val="0"/>
-          <w:numId w:val="1001"/>
-        </w:numPr>
-      </w:pPr>
-      <w:r>
         <w:t xml:space="preserve">Source transcript: interview-transcript-ca-001-staff-engineer.md</w:t>
       </w:r>
     </w:p>
@@ -167,7 +155,7 @@
         </w:numPr>
       </w:pPr>
       <w:r>
-        <w:t xml:space="preserve">She named the cost of that design without being asked: three fields where there was one, and a worse inheritance for the next person if the distinction is not written down.</w:t>
+        <w:t xml:space="preserve">She named the cost of that design: three fields where there was one, and a worse inheritance for the next person if the distinction is not written down.</w:t>
       </w:r>
     </w:p>
     <w:p>
